--- a/doc/Calculatorz_Software_Architecture_Design.docx
+++ b/doc/Calculatorz_Software_Architecture_Design.docx
@@ -614,6 +614,7 @@
           <w:docPartUnique/>
         </w:docPartObj>
       </w:sdtPr>
+      <w:sdtEndPr/>
       <w:sdtContent>
         <w:p>
           <w:pPr>
@@ -1519,29 +1520,8 @@
         <w:spacing w:after="120"/>
       </w:pPr>
       <w:r>
-        <w:t>Randomizer: randomizes any input for a dice roll.</w:t>
-      </w:r>
-      <w:r>
-        <w:t xml:space="preserve"> </w:t>
-      </w:r>
-    </w:p>
-    <w:p>
-      <w:pPr>
-        <w:keepLines/>
-        <w:numPr>
-          <w:ilvl w:val="0"/>
-          <w:numId w:val="4"/>
-        </w:numPr>
-        <w:spacing w:after="120"/>
-      </w:pPr>
-      <w:r>
-        <w:t xml:space="preserve">Evaluation: compute </w:t>
-      </w:r>
-      <w:proofErr w:type="gramStart"/>
-      <w:r>
-        <w:t>the final result</w:t>
-      </w:r>
-      <w:proofErr w:type="gramEnd"/>
+        <w:t>Evaluation: compute the final result</w:t>
+      </w:r>
       <w:r>
         <w:t>.</w:t>
       </w:r>
@@ -1773,7 +1753,6 @@
         </w:rPr>
       </w:pPr>
       <w:r>
-        <w:lastRenderedPageBreak/>
         <w:t xml:space="preserve">Run efficiently </w:t>
       </w:r>
     </w:p>
@@ -1788,6 +1767,7 @@
       <w:bookmarkStart w:id="9" w:name="_heading=h.tt341xvqxq3w" w:colFirst="0" w:colLast="0"/>
       <w:bookmarkEnd w:id="9"/>
       <w:r>
+        <w:lastRenderedPageBreak/>
         <w:t>Use-Case View</w:t>
       </w:r>
     </w:p>
